--- a/pr-preview/pr-146/limit-theorems-tracked-changes.docx
+++ b/pr-preview/pr-146/limit-theorems-tracked-changes.docx
@@ -26,7 +26,7 @@
       </w:pPr>
       <w:ins w:id="2" w:author="PR Preview" w:date="2026-01-01T00:00:00Z">
         <w:r>
-          <w:t xml:space="preserve">Last modified: 2026-10-14 13:40:13 (PDT)</w:t>
+          <w:t xml:space="preserve">Last modified: 2026-10-14 13:51:54 (PDT)</w:t>
         </w:r>
       </w:ins>
     </w:p>
@@ -12487,7 +12487,7 @@
       </w:ins>
       <w:ins w:id="34" w:author="PR Preview" w:date="2026-01-01T00:00:00Z">
         <w:r>
-          <w:t xml:space="preserve">(a).</w:t>
+          <w:t xml:space="preserve">(a), worked in</w:t>
         </w:r>
       </w:ins>
       <w:ins w:id="35" w:author="PR Preview" w:date="2026-01-01T00:00:00Z">
@@ -12495,203 +12495,57 @@
           <w:t xml:space="preserve"> </w:t>
         </w:r>
       </w:ins>
-      <w:ins w:id="36" w:author="PR Preview" w:date="2026-01-01T00:00:00Z">
+      <w:hyperlink w:anchor="sol-chebyshev-sample-size">
+        <w:ins w:id="36" w:author="PR Preview" w:date="2026-01-01T00:00:00Z">
+          <w:r>
+            <w:rPr>
+              <w:rStyle w:val="Hyperlink"/>
+            </w:rPr>
+            <w:t xml:space="preserve">Solution 1</w:t>
+          </w:r>
+        </w:ins>
+      </w:hyperlink>
+      <w:ins w:id="37" w:author="PR Preview" w:date="2026-01-01T00:00:00Z">
         <w:r>
-          <w:t xml:space="preserve">Let</w:t>
+          <w:t xml:space="preserve">.</w:t>
         </w:r>
       </w:ins>
-      <w:ins w:id="37" w:author="PR Preview" w:date="2026-01-01T00:00:00Z">
+      <w:ins w:id="38" w:author="PR Preview" w:date="2026-01-01T00:00:00Z">
         <w:r>
           <w:t xml:space="preserve"> </w:t>
         </w:r>
       </w:ins>
-      <m:oMath>
-        <m:sSub>
-          <m:e>
-            <m:r>
-              <m:t>S</m:t>
-            </m:r>
-          </m:e>
-          <m:sub>
-            <m:r>
-              <m:t>n</m:t>
-            </m:r>
-          </m:sub>
-        </m:sSub>
-        <m:limUpp>
-          <m:e>
-            <m:r>
-              <m:rPr>
-                <m:sty m:val="p"/>
-              </m:rPr>
-              <m:t>=</m:t>
-            </m:r>
-          </m:e>
-          <m:lim>
-            <m:r>
-              <m:rPr>
-                <m:nor/>
-                <m:sty m:val="p"/>
-              </m:rPr>
-              <m:t>def</m:t>
-            </m:r>
-          </m:lim>
-        </m:limUpp>
-        <m:nary>
-          <m:naryPr>
-            <m:chr m:val="∑"/>
-            <m:limLoc m:val="undOvr"/>
-            <m:subHide m:val="off"/>
-            <m:supHide m:val="off"/>
-          </m:naryPr>
-          <m:sub>
-            <m:r>
-              <m:t>i</m:t>
-            </m:r>
-            <m:r>
-              <m:rPr>
-                <m:sty m:val="p"/>
-              </m:rPr>
-              <m:t>=</m:t>
-            </m:r>
-            <m:r>
-              <m:t>1</m:t>
-            </m:r>
-          </m:sub>
-          <m:sup>
-            <m:r>
-              <m:t>n</m:t>
-            </m:r>
-          </m:sup>
-          <m:e>
-            <m:sSub>
-              <m:e>
-                <m:r>
-                  <m:t>X</m:t>
-                </m:r>
-              </m:e>
-              <m:sub>
-                <m:r>
-                  <m:t>i</m:t>
-                </m:r>
-              </m:sub>
-            </m:sSub>
-          </m:e>
-        </m:nary>
-      </m:oMath>
-      <w:ins w:id="38" w:author="PR Preview" w:date="2026-01-01T00:00:00Z">
+      <w:ins w:id="39" w:author="PR Preview" w:date="2026-01-01T00:00:00Z">
         <w:r>
-          <w:t xml:space="preserve">.</w:t>
+          <w:t xml:space="preserve">It applies</w:t>
         </w:r>
       </w:ins>
-      <w:ins w:id="39" w:author="PR Preview" w:date="2026-01-01T00:00:00Z">
+      <w:ins w:id="40" w:author="PR Preview" w:date="2026-01-01T00:00:00Z">
         <w:r>
           <w:t xml:space="preserve"> </w:t>
         </w:r>
       </w:ins>
-      <w:ins w:id="40" w:author="PR Preview" w:date="2026-01-01T00:00:00Z">
-        <w:r>
-          <w:t xml:space="preserve">By</w:t>
-        </w:r>
-      </w:ins>
-      <w:ins w:id="41" w:author="PR Preview" w:date="2026-01-01T00:00:00Z">
+      <w:hyperlink w:anchor="thm-chebyshev">
+        <w:ins w:id="41" w:author="PR Preview" w:date="2026-01-01T00:00:00Z">
+          <w:r>
+            <w:rPr>
+              <w:rStyle w:val="Hyperlink"/>
+            </w:rPr>
+            <w:t xml:space="preserve">Theorem 3</w:t>
+          </w:r>
+        </w:ins>
+      </w:hyperlink>
+      <w:ins w:id="42" w:author="PR Preview" w:date="2026-01-01T00:00:00Z">
         <w:r>
           <w:t xml:space="preserve"> </w:t>
         </w:r>
       </w:ins>
-      <w:hyperlink w:anchor="cor-sum-iid-moments">
-        <w:ins w:id="42" w:author="PR Preview" w:date="2026-01-01T00:00:00Z">
-          <w:r>
-            <w:rPr>
-              <w:rStyle w:val="Hyperlink"/>
-            </w:rPr>
-            <w:t xml:space="preserve">Corollary 1</w:t>
-          </w:r>
-        </w:ins>
-      </w:hyperlink>
       <w:ins w:id="43" w:author="PR Preview" w:date="2026-01-01T00:00:00Z">
         <w:r>
-          <w:t xml:space="preserve">,</w:t>
+          <w:t xml:space="preserve">to</w:t>
         </w:r>
       </w:ins>
       <w:ins w:id="44" w:author="PR Preview" w:date="2026-01-01T00:00:00Z">
-        <w:r>
-          <w:t xml:space="preserve"> </w:t>
-        </w:r>
-      </w:ins>
-      <m:oMath>
-        <m:r>
-          <m:rPr>
-            <m:sty m:val="p"/>
-          </m:rPr>
-          <m:t>Var</m:t>
-        </m:r>
-        <m:r>
-          <m:t>​</m:t>
-        </m:r>
-        <m:d>
-          <m:dPr>
-            <m:begChr m:val="("/>
-            <m:sepChr m:val=""/>
-            <m:endChr m:val=")"/>
-            <m:grow/>
-          </m:dPr>
-          <m:e>
-            <m:sSub>
-              <m:e>
-                <m:r>
-                  <m:t>S</m:t>
-                </m:r>
-              </m:e>
-              <m:sub>
-                <m:r>
-                  <m:t>n</m:t>
-                </m:r>
-              </m:sub>
-            </m:sSub>
-          </m:e>
-        </m:d>
-        <m:r>
-          <m:t>​</m:t>
-        </m:r>
-        <m:r>
-          <m:rPr>
-            <m:sty m:val="p"/>
-          </m:rPr>
-          <m:t>=</m:t>
-        </m:r>
-        <m:r>
-          <m:t>n</m:t>
-        </m:r>
-        <m:sSup>
-          <m:e>
-            <m:r>
-              <m:t>σ</m:t>
-            </m:r>
-          </m:e>
-          <m:sup>
-            <m:r>
-              <m:t>2</m:t>
-            </m:r>
-          </m:sup>
-        </m:sSup>
-      </m:oMath>
-      <w:ins w:id="45" w:author="PR Preview" w:date="2026-01-01T00:00:00Z">
-        <w:r>
-          <w:t xml:space="preserve">,</w:t>
-        </w:r>
-      </w:ins>
-      <w:ins w:id="46" w:author="PR Preview" w:date="2026-01-01T00:00:00Z">
-        <w:r>
-          <w:t xml:space="preserve"> </w:t>
-        </w:r>
-      </w:ins>
-      <w:ins w:id="47" w:author="PR Preview" w:date="2026-01-01T00:00:00Z">
-        <w:r>
-          <w:t xml:space="preserve">so</w:t>
-        </w:r>
-      </w:ins>
-      <w:ins w:id="48" w:author="PR Preview" w:date="2026-01-01T00:00:00Z">
         <w:r>
           <w:t xml:space="preserve"> </w:t>
         </w:r>
@@ -12716,65 +12570,13 @@
             </m:r>
           </m:sub>
         </m:sSub>
-        <m:r>
-          <m:rPr>
-            <m:sty m:val="p"/>
-          </m:rPr>
-          <m:t>=</m:t>
-        </m:r>
-        <m:sSub>
-          <m:e>
-            <m:r>
-              <m:t>S</m:t>
-            </m:r>
-          </m:e>
-          <m:sub>
-            <m:r>
-              <m:t>n</m:t>
-            </m:r>
-          </m:sub>
-        </m:sSub>
-        <m:r>
-          <m:rPr>
-            <m:sty m:val="p"/>
-          </m:rPr>
-          <m:t>/</m:t>
-        </m:r>
-        <m:r>
-          <m:t>n</m:t>
-        </m:r>
       </m:oMath>
-      <w:ins w:id="49" w:author="PR Preview" w:date="2026-01-01T00:00:00Z">
+      <w:ins w:id="45" w:author="PR Preview" w:date="2026-01-01T00:00:00Z">
         <w:r>
-          <w:t xml:space="preserve"> </w:t>
+          <w:t xml:space="preserve">, whose variance is</w:t>
         </w:r>
       </w:ins>
-      <w:ins w:id="50" w:author="PR Preview" w:date="2026-01-01T00:00:00Z">
-        <w:r>
-          <w:t xml:space="preserve">has mean</w:t>
-        </w:r>
-      </w:ins>
-      <w:ins w:id="51" w:author="PR Preview" w:date="2026-01-01T00:00:00Z">
-        <w:r>
-          <w:t xml:space="preserve"> </w:t>
-        </w:r>
-      </w:ins>
-      <m:oMath>
-        <m:r>
-          <m:t>μ</m:t>
-        </m:r>
-      </m:oMath>
-      <w:ins w:id="52" w:author="PR Preview" w:date="2026-01-01T00:00:00Z">
-        <w:r>
-          <w:t xml:space="preserve"> </w:t>
-        </w:r>
-      </w:ins>
-      <w:ins w:id="53" w:author="PR Preview" w:date="2026-01-01T00:00:00Z">
-        <w:r>
-          <w:t xml:space="preserve">and variance</w:t>
-        </w:r>
-      </w:ins>
-      <w:ins w:id="54" w:author="PR Preview" w:date="2026-01-01T00:00:00Z">
+      <w:ins w:id="46" w:author="PR Preview" w:date="2026-01-01T00:00:00Z">
         <w:r>
           <w:t xml:space="preserve"> </w:t>
         </w:r>
@@ -12802,309 +12604,32 @@
           <m:t>n</m:t>
         </m:r>
       </m:oMath>
-      <w:ins w:id="55" w:author="PR Preview" w:date="2026-01-01T00:00:00Z">
+      <w:ins w:id="47" w:author="PR Preview" w:date="2026-01-01T00:00:00Z">
         <w:r>
           <w:t xml:space="preserve"> </w:t>
         </w:r>
       </w:ins>
-      <w:ins w:id="56" w:author="PR Preview" w:date="2026-01-01T00:00:00Z">
+      <w:ins w:id="48" w:author="PR Preview" w:date="2026-01-01T00:00:00Z">
         <w:r>
-          <w:t xml:space="preserve">(a constant factor</w:t>
+          <w:t xml:space="preserve">by</w:t>
         </w:r>
       </w:ins>
-      <w:ins w:id="57" w:author="PR Preview" w:date="2026-01-01T00:00:00Z">
+      <w:ins w:id="49" w:author="PR Preview" w:date="2026-01-01T00:00:00Z">
         <w:r>
           <w:t xml:space="preserve"> </w:t>
         </w:r>
       </w:ins>
-      <m:oMath>
-        <m:r>
-          <m:t>c</m:t>
-        </m:r>
-      </m:oMath>
-      <w:ins w:id="58" w:author="PR Preview" w:date="2026-01-01T00:00:00Z">
-        <w:r>
-          <w:t xml:space="preserve"> </w:t>
-        </w:r>
-      </w:ins>
-      <w:ins w:id="59" w:author="PR Preview" w:date="2026-01-01T00:00:00Z">
-        <w:r>
-          <w:t xml:space="preserve">scales a variance by</w:t>
-        </w:r>
-      </w:ins>
-      <w:ins w:id="60" w:author="PR Preview" w:date="2026-01-01T00:00:00Z">
-        <w:r>
-          <w:t xml:space="preserve"> </w:t>
-        </w:r>
-      </w:ins>
-      <m:oMath>
-        <m:sSup>
-          <m:e>
-            <m:r>
-              <m:t>c</m:t>
-            </m:r>
-          </m:e>
-          <m:sup>
-            <m:r>
-              <m:t>2</m:t>
-            </m:r>
-          </m:sup>
-        </m:sSup>
-      </m:oMath>
-      <w:ins w:id="61" w:author="PR Preview" w:date="2026-01-01T00:00:00Z">
-        <w:r>
-          <w:t xml:space="preserve">).</w:t>
-        </w:r>
-      </w:ins>
-      <w:ins w:id="62" w:author="PR Preview" w:date="2026-01-01T00:00:00Z">
-        <w:r>
-          <w:t xml:space="preserve"> </w:t>
-        </w:r>
-      </w:ins>
-      <w:ins w:id="63" w:author="PR Preview" w:date="2026-01-01T00:00:00Z">
-        <w:r>
-          <w:t xml:space="preserve">Apply</w:t>
-        </w:r>
-      </w:ins>
-      <w:ins w:id="64" w:author="PR Preview" w:date="2026-01-01T00:00:00Z">
-        <w:r>
-          <w:t xml:space="preserve"> </w:t>
-        </w:r>
-      </w:ins>
-      <w:hyperlink w:anchor="thm-chebyshev">
-        <w:ins w:id="65" w:author="PR Preview" w:date="2026-01-01T00:00:00Z">
+      <w:hyperlink w:anchor="cor-sum-iid-moments">
+        <w:ins w:id="50" w:author="PR Preview" w:date="2026-01-01T00:00:00Z">
           <w:r>
             <w:rPr>
               <w:rStyle w:val="Hyperlink"/>
             </w:rPr>
-            <w:t xml:space="preserve">Theorem 3</w:t>
+            <w:t xml:space="preserve">Corollary 1</w:t>
           </w:r>
         </w:ins>
       </w:hyperlink>
-      <w:ins w:id="66" w:author="PR Preview" w:date="2026-01-01T00:00:00Z">
-        <w:r>
-          <w:t xml:space="preserve"> </w:t>
-        </w:r>
-      </w:ins>
-      <w:ins w:id="67" w:author="PR Preview" w:date="2026-01-01T00:00:00Z">
-        <w:r>
-          <w:t xml:space="preserve">to</w:t>
-        </w:r>
-      </w:ins>
-      <w:ins w:id="68" w:author="PR Preview" w:date="2026-01-01T00:00:00Z">
-        <w:r>
-          <w:t xml:space="preserve"> </w:t>
-        </w:r>
-      </w:ins>
-      <m:oMath>
-        <m:sSub>
-          <m:e>
-            <m:acc>
-              <m:accPr>
-                <m:chr m:val="‾"/>
-              </m:accPr>
-              <m:e>
-                <m:r>
-                  <m:t>X</m:t>
-                </m:r>
-              </m:e>
-            </m:acc>
-          </m:e>
-          <m:sub>
-            <m:r>
-              <m:t>n</m:t>
-            </m:r>
-          </m:sub>
-        </m:sSub>
-      </m:oMath>
-      <w:ins w:id="69" w:author="PR Preview" w:date="2026-01-01T00:00:00Z">
-        <w:r>
-          <w:t xml:space="preserve"> </w:t>
-        </w:r>
-      </w:ins>
-      <w:ins w:id="70" w:author="PR Preview" w:date="2026-01-01T00:00:00Z">
-        <w:r>
-          <w:t xml:space="preserve">with</w:t>
-        </w:r>
-      </w:ins>
-      <w:ins w:id="71" w:author="PR Preview" w:date="2026-01-01T00:00:00Z">
-        <w:r>
-          <w:t xml:space="preserve"> </w:t>
-        </w:r>
-      </w:ins>
-      <m:oMath>
-        <m:r>
-          <m:t>k</m:t>
-        </m:r>
-        <m:r>
-          <m:t>σ</m:t>
-        </m:r>
-        <m:r>
-          <m:rPr>
-            <m:sty m:val="p"/>
-          </m:rPr>
-          <m:t>/</m:t>
-        </m:r>
-        <m:rad>
-          <m:radPr>
-            <m:degHide m:val="on"/>
-          </m:radPr>
-          <m:deg/>
-          <m:e>
-            <m:r>
-              <m:t>n</m:t>
-            </m:r>
-          </m:e>
-        </m:rad>
-        <m:r>
-          <m:rPr>
-            <m:sty m:val="p"/>
-          </m:rPr>
-          <m:t>=</m:t>
-        </m:r>
-        <m:r>
-          <m:t>ϵ</m:t>
-        </m:r>
-      </m:oMath>
-      <w:ins w:id="72" w:author="PR Preview" w:date="2026-01-01T00:00:00Z">
-        <w:r>
-          <w:t xml:space="preserve">,</w:t>
-        </w:r>
-      </w:ins>
-      <w:ins w:id="73" w:author="PR Preview" w:date="2026-01-01T00:00:00Z">
-        <w:r>
-          <w:t xml:space="preserve"> </w:t>
-        </w:r>
-      </w:ins>
-      <w:ins w:id="74" w:author="PR Preview" w:date="2026-01-01T00:00:00Z">
-        <w:r>
-          <w:t xml:space="preserve">that is,</w:t>
-        </w:r>
-      </w:ins>
-      <w:ins w:id="75" w:author="PR Preview" w:date="2026-01-01T00:00:00Z">
-        <w:r>
-          <w:t xml:space="preserve"> </w:t>
-        </w:r>
-      </w:ins>
-      <m:oMath>
-        <m:r>
-          <m:t>k</m:t>
-        </m:r>
-        <m:r>
-          <m:rPr>
-            <m:sty m:val="p"/>
-          </m:rPr>
-          <m:t>=</m:t>
-        </m:r>
-        <m:r>
-          <m:t>ϵ</m:t>
-        </m:r>
-        <m:rad>
-          <m:radPr>
-            <m:degHide m:val="on"/>
-          </m:radPr>
-          <m:deg/>
-          <m:e>
-            <m:r>
-              <m:t>n</m:t>
-            </m:r>
-          </m:e>
-        </m:rad>
-        <m:r>
-          <m:rPr>
-            <m:sty m:val="p"/>
-          </m:rPr>
-          <m:t>/</m:t>
-        </m:r>
-        <m:r>
-          <m:t>σ</m:t>
-        </m:r>
-      </m:oMath>
-      <w:ins w:id="76" w:author="PR Preview" w:date="2026-01-01T00:00:00Z">
-        <w:r>
-          <w:t xml:space="preserve">, so</w:t>
-        </w:r>
-      </w:ins>
-      <w:ins w:id="77" w:author="PR Preview" w:date="2026-01-01T00:00:00Z">
-        <w:r>
-          <w:t xml:space="preserve"> </w:t>
-        </w:r>
-      </w:ins>
-      <m:oMath>
-        <m:r>
-          <m:t>1</m:t>
-        </m:r>
-        <m:r>
-          <m:rPr>
-            <m:sty m:val="p"/>
-          </m:rPr>
-          <m:t>/</m:t>
-        </m:r>
-        <m:sSup>
-          <m:e>
-            <m:r>
-              <m:t>k</m:t>
-            </m:r>
-          </m:e>
-          <m:sup>
-            <m:r>
-              <m:t>2</m:t>
-            </m:r>
-          </m:sup>
-        </m:sSup>
-        <m:r>
-          <m:rPr>
-            <m:sty m:val="p"/>
-          </m:rPr>
-          <m:t>=</m:t>
-        </m:r>
-        <m:sSup>
-          <m:e>
-            <m:r>
-              <m:t>σ</m:t>
-            </m:r>
-          </m:e>
-          <m:sup>
-            <m:r>
-              <m:t>2</m:t>
-            </m:r>
-          </m:sup>
-        </m:sSup>
-        <m:r>
-          <m:rPr>
-            <m:sty m:val="p"/>
-          </m:rPr>
-          <m:t>/</m:t>
-        </m:r>
-        <m:r>
-          <m:rPr>
-            <m:sty m:val="p"/>
-          </m:rPr>
-          <m:t>(</m:t>
-        </m:r>
-        <m:r>
-          <m:t>n</m:t>
-        </m:r>
-        <m:sSup>
-          <m:e>
-            <m:r>
-              <m:t>ϵ</m:t>
-            </m:r>
-          </m:e>
-          <m:sup>
-            <m:r>
-              <m:t>2</m:t>
-            </m:r>
-          </m:sup>
-        </m:sSup>
-        <m:r>
-          <m:rPr>
-            <m:sty m:val="p"/>
-          </m:rPr>
-          <m:t>)</m:t>
-        </m:r>
-      </m:oMath>
-      <w:ins w:id="78" w:author="PR Preview" w:date="2026-01-01T00:00:00Z">
+      <w:ins w:id="51" w:author="PR Preview" w:date="2026-01-01T00:00:00Z">
         <w:r>
           <w:t xml:space="preserve">.</w:t>
         </w:r>
